--- a/tools/poi-dsl-exporter/showcase-out/report-monthly-ops-enterprise.docx
+++ b/tools/poi-dsl-exporter/showcase-out/report-monthly-ops-enterprise.docx
@@ -51,7 +51,7 @@
     </w:p>
     <w:p>
       <w:pPr>
-        <w:spacing w:before="100" w:after="120"/>
+        <w:spacing w:before="100" w:after="210"/>
         <w:jc w:val="left"/>
       </w:pPr>
       <w:r>
@@ -131,7 +131,7 @@
     </w:p>
     <w:p>
       <w:pPr>
-        <w:spacing w:before="100" w:after="120"/>
+        <w:spacing w:before="100" w:after="210"/>
         <w:jc w:val="left"/>
       </w:pPr>
       <w:r>
@@ -181,6 +181,11 @@
     </w:tbl>
     <w:p>
       <w:pPr>
+        <w:spacing w:after="150"/>
+      </w:pPr>
+    </w:p>
+    <w:p>
+      <w:pPr>
         <w:spacing w:before="120" w:after="120"/>
       </w:pPr>
       <w:r>
@@ -199,7 +204,7 @@
     </w:p>
     <w:p>
       <w:pPr>
-        <w:spacing w:after="80"/>
+        <w:spacing w:after="150"/>
       </w:pPr>
     </w:p>
     <w:p>
@@ -222,17 +227,12 @@
     </w:p>
     <w:p>
       <w:pPr>
-        <w:spacing w:after="80"/>
-      </w:pPr>
-    </w:p>
-    <w:p>
-      <w:pPr>
         <w:pageBreakBefore w:val="on"/>
       </w:pPr>
     </w:p>
     <w:p>
       <w:pPr>
-        <w:spacing w:before="100" w:after="120"/>
+        <w:spacing w:before="100" w:after="210"/>
         <w:jc w:val="left"/>
       </w:pPr>
       <w:r>
@@ -280,6 +280,11 @@
     </w:tbl>
     <w:p>
       <w:pPr>
+        <w:spacing w:after="150"/>
+      </w:pPr>
+    </w:p>
+    <w:p>
+      <w:pPr>
         <w:spacing w:before="120" w:after="120"/>
       </w:pPr>
       <w:r>
@@ -298,7 +303,7 @@
     </w:p>
     <w:p>
       <w:pPr>
-        <w:spacing w:after="80"/>
+        <w:spacing w:after="150"/>
       </w:pPr>
     </w:p>
     <w:p>
@@ -321,7 +326,7 @@
     </w:p>
     <w:p>
       <w:pPr>
-        <w:spacing w:after="80"/>
+        <w:spacing w:after="150"/>
       </w:pPr>
     </w:p>
     <w:p>
@@ -344,17 +349,12 @@
     </w:p>
     <w:p>
       <w:pPr>
-        <w:spacing w:after="80"/>
-      </w:pPr>
-    </w:p>
-    <w:p>
-      <w:pPr>
         <w:pageBreakBefore w:val="on"/>
       </w:pPr>
     </w:p>
     <w:p>
       <w:pPr>
-        <w:spacing w:before="100" w:after="120"/>
+        <w:spacing w:before="100" w:after="210"/>
         <w:jc w:val="left"/>
       </w:pPr>
       <w:r>
@@ -402,6 +402,11 @@
     </w:tbl>
     <w:p>
       <w:pPr>
+        <w:spacing w:after="150"/>
+      </w:pPr>
+    </w:p>
+    <w:p>
+      <w:pPr>
         <w:spacing w:before="120" w:after="120"/>
       </w:pPr>
       <w:r>
@@ -420,7 +425,7 @@
     </w:p>
     <w:p>
       <w:pPr>
-        <w:spacing w:after="80"/>
+        <w:spacing w:after="150"/>
       </w:pPr>
     </w:p>
     <w:p>
@@ -443,17 +448,12 @@
     </w:p>
     <w:p>
       <w:pPr>
-        <w:spacing w:after="80"/>
-      </w:pPr>
-    </w:p>
-    <w:p>
-      <w:pPr>
         <w:pageBreakBefore w:val="on"/>
       </w:pPr>
     </w:p>
     <w:p>
       <w:pPr>
-        <w:spacing w:before="100" w:after="120"/>
+        <w:spacing w:before="100" w:after="210"/>
         <w:jc w:val="left"/>
       </w:pPr>
       <w:r>
@@ -501,6 +501,11 @@
     </w:tbl>
     <w:p>
       <w:pPr>
+        <w:spacing w:after="150"/>
+      </w:pPr>
+    </w:p>
+    <w:p>
+      <w:pPr>
         <w:spacing w:before="120" w:after="120"/>
       </w:pPr>
       <w:r>
@@ -519,7 +524,7 @@
     </w:p>
     <w:p>
       <w:pPr>
-        <w:spacing w:after="80"/>
+        <w:spacing w:after="150"/>
       </w:pPr>
     </w:p>
     <w:p>
@@ -542,7 +547,7 @@
     </w:p>
     <w:p>
       <w:pPr>
-        <w:spacing w:after="80"/>
+        <w:spacing w:after="150"/>
       </w:pPr>
     </w:p>
     <w:p>
@@ -565,17 +570,12 @@
     </w:p>
     <w:p>
       <w:pPr>
-        <w:spacing w:after="80"/>
-      </w:pPr>
-    </w:p>
-    <w:p>
-      <w:pPr>
         <w:pageBreakBefore w:val="on"/>
       </w:pPr>
     </w:p>
     <w:p>
       <w:pPr>
-        <w:spacing w:before="100" w:after="120"/>
+        <w:spacing w:before="100" w:after="210"/>
         <w:jc w:val="left"/>
       </w:pPr>
       <w:r>
@@ -626,6 +626,11 @@
     </w:tbl>
     <w:p>
       <w:pPr>
+        <w:spacing w:after="150"/>
+      </w:pPr>
+    </w:p>
+    <w:p>
+      <w:pPr>
         <w:spacing w:before="120" w:after="120"/>
       </w:pPr>
       <w:r>
@@ -644,7 +649,7 @@
     </w:p>
     <w:p>
       <w:pPr>
-        <w:spacing w:after="80"/>
+        <w:spacing w:after="150"/>
       </w:pPr>
     </w:p>
     <w:p>
@@ -667,7 +672,7 @@
     </w:p>
     <w:p>
       <w:pPr>
-        <w:spacing w:after="80"/>
+        <w:spacing w:after="150"/>
       </w:pPr>
     </w:p>
     <w:p>
@@ -690,7 +695,7 @@
     </w:p>
     <w:p>
       <w:pPr>
-        <w:spacing w:after="80"/>
+        <w:spacing w:after="150"/>
       </w:pPr>
     </w:p>
     <w:tbl>
@@ -736,7 +741,7 @@
     </w:p>
     <w:p>
       <w:pPr>
-        <w:spacing w:before="100" w:after="120"/>
+        <w:spacing w:before="100" w:after="210"/>
         <w:jc w:val="left"/>
       </w:pPr>
       <w:r>
@@ -784,6 +789,11 @@
     </w:tbl>
     <w:p>
       <w:pPr>
+        <w:spacing w:after="150"/>
+      </w:pPr>
+    </w:p>
+    <w:p>
+      <w:pPr>
         <w:spacing w:before="120" w:after="120"/>
       </w:pPr>
       <w:r>
@@ -802,7 +812,7 @@
     </w:p>
     <w:p>
       <w:pPr>
-        <w:spacing w:after="80"/>
+        <w:spacing w:after="150"/>
       </w:pPr>
     </w:p>
     <w:p>
@@ -825,7 +835,7 @@
     </w:p>
     <w:p>
       <w:pPr>
-        <w:spacing w:after="80"/>
+        <w:spacing w:after="150"/>
       </w:pPr>
     </w:p>
     <w:p>
@@ -848,7 +858,7 @@
     </w:p>
     <w:p>
       <w:pPr>
-        <w:spacing w:after="80"/>
+        <w:spacing w:after="150"/>
       </w:pPr>
     </w:p>
     <w:p>
@@ -871,17 +881,12 @@
     </w:p>
     <w:p>
       <w:pPr>
-        <w:spacing w:after="80"/>
-      </w:pPr>
-    </w:p>
-    <w:p>
-      <w:pPr>
         <w:pageBreakBefore w:val="on"/>
       </w:pPr>
     </w:p>
     <w:p>
       <w:pPr>
-        <w:spacing w:before="100" w:after="120"/>
+        <w:spacing w:before="100" w:after="210"/>
         <w:jc w:val="left"/>
       </w:pPr>
       <w:r>
@@ -931,7 +936,7 @@
       <w:headerReference w:type="default" r:id="rId2"/>
       <w:footerReference w:type="default" r:id="rId3"/>
       <w:pgSz w:w="11906" w:h="16838"/>
-      <w:pgMar w:top="1080" w:bottom="1080" w:left="1080" w:right="1080"/>
+      <w:pgMar w:top="794" w:bottom="794" w:left="794" w:right="794"/>
     </w:sectPr>
   </w:body>
 </w:document>
